--- a/Template_FR.docx
+++ b/Template_FR.docx
@@ -2054,7 +2054,7 @@
           <w:u w:color="033247"/>
           <w:lang w:val="en-IN"/>
         </w:rPr>
-        <w:t>{{ cert.name }}</w:t>
+        <w:t>{{ cert.line }}</w:t>
       </w:r>
       <w:r>
         <w:rPr>
@@ -2064,7 +2064,6 @@
           <w:u w:color="033247"/>
           <w:lang w:val="en-IN"/>
         </w:rPr>
-        <w:t xml:space="preserve"> │</w:t>
       </w:r>
       <w:r>
         <w:rPr>
@@ -2074,7 +2073,6 @@
           <w:u w:color="033247"/>
           <w:lang w:val="en-IN"/>
         </w:rPr>
-        <w:t>{{ cert.institution }}</w:t>
       </w:r>
       <w:r>
         <w:rPr>
@@ -2084,7 +2082,6 @@
           <w:u w:color="033247"/>
           <w:lang w:val="en-IN"/>
         </w:rPr>
-        <w:t xml:space="preserve"> │</w:t>
       </w:r>
       <w:r>
         <w:rPr>
@@ -2094,7 +2091,6 @@
           <w:u w:color="033247"/>
           <w:lang w:val="en-IN"/>
         </w:rPr>
-        <w:t>{% if cert.year %} {{cert.year}} {% endif %} {{ cert.country }}</w:t>
       </w:r>
     </w:p>
     <w:p>

--- a/Template_FR.docx
+++ b/Template_FR.docx
@@ -538,95 +538,6 @@
           </mc:Fallback>
         </mc:AlternateContent>
       </w:r>
-    </w:p>
-    <w:p>
-      <w:pPr>
-        <w:rPr>
-          <w:lang w:val="en-US"/>
-        </w:rPr>
-      </w:pPr>
-    </w:p>
-    <w:p>
-      <w:pPr>
-        <w:rPr>
-          <w:lang w:val="en-US"/>
-        </w:rPr>
-      </w:pPr>
-    </w:p>
-    <w:p>
-      <w:pPr>
-        <w:rPr>
-          <w:lang w:val="en-US"/>
-        </w:rPr>
-      </w:pPr>
-    </w:p>
-    <w:p>
-      <w:pPr>
-        <w:rPr>
-          <w:lang w:val="en-US"/>
-        </w:rPr>
-      </w:pPr>
-    </w:p>
-    <w:p>
-      <w:pPr>
-        <w:rPr>
-          <w:lang w:val="en-US"/>
-        </w:rPr>
-      </w:pPr>
-    </w:p>
-    <w:p>
-      <w:pPr>
-        <w:rPr>
-          <w:lang w:val="en-US"/>
-        </w:rPr>
-      </w:pPr>
-    </w:p>
-    <w:p>
-      <w:pPr>
-        <w:rPr>
-          <w:lang w:val="en-US"/>
-        </w:rPr>
-      </w:pPr>
-    </w:p>
-    <w:p>
-      <w:pPr>
-        <w:rPr>
-          <w:lang w:val="en-US"/>
-        </w:rPr>
-      </w:pPr>
-    </w:p>
-    <w:p>
-      <w:pPr>
-        <w:rPr>
-          <w:lang w:val="en-US"/>
-        </w:rPr>
-      </w:pPr>
-    </w:p>
-    <w:p>
-      <w:pPr>
-        <w:rPr>
-          <w:lang w:val="en-US"/>
-        </w:rPr>
-      </w:pPr>
-    </w:p>
-    <w:p>
-      <w:pPr>
-        <w:rPr>
-          <w:lang w:val="en-US"/>
-        </w:rPr>
-      </w:pPr>
-    </w:p>
-    <w:p>
-      <w:pPr>
-        <w:spacing w:after="240"/>
-        <w:rPr>
-          <w:rStyle w:val="PageNumber"/>
-          <w:color w:val="033247"/>
-          <w:sz w:val="18"/>
-          <w:szCs w:val="22"/>
-          <w:lang w:val="en-US"/>
-        </w:rPr>
-      </w:pPr>
       <w:r>
         <w:rPr>
           <w:noProof/>
@@ -642,7 +553,7 @@
                   <wp:posOffset>-131173</wp:posOffset>
                 </wp:positionH>
                 <wp:positionV relativeFrom="paragraph">
-                  <wp:posOffset>375739</wp:posOffset>
+                  <wp:posOffset>1728000</wp:posOffset>
                 </wp:positionV>
                 <wp:extent cx="5942712" cy="4412342"/>
                 <wp:effectExtent l="0" t="0" r="0" b="0"/>
@@ -1080,7 +991,7 @@
           </mc:Choice>
           <mc:Fallback>
             <w:pict>
-              <v:shape w14:anchorId="131AED36" id="Tekstvak 3" o:spid="_x0000_s1029" type="#_x0000_t202" style="position:absolute;margin-left:-10.35pt;margin-top:29.6pt;width:467.95pt;height:347.45pt;z-index:251681792;visibility:visible;mso-wrap-style:square;mso-height-percent:0;mso-wrap-distance-left:9pt;mso-wrap-distance-top:0;mso-wrap-distance-right:9pt;mso-wrap-distance-bottom:0;mso-position-horizontal:absolute;mso-position-horizontal-relative:text;mso-position-vertical:absolute;mso-position-vertical-relative:text;mso-height-percent:0;mso-height-relative:margin;v-text-anchor:top" o:gfxdata="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" filled="f" stroked="f">
+              <v:shape w14:anchorId="131AED36" id="Tekstvak 3" o:spid="_x0000_s1029" type="#_x0000_t202" style="position:absolute;margin-left:-10.35pt;margin-top:136pt;width:467.95pt;height:347.45pt;z-index:251681792;visibility:visible;mso-wrap-style:square;mso-height-percent:0;mso-wrap-distance-left:9pt;mso-wrap-distance-top:0;mso-wrap-distance-right:9pt;mso-wrap-distance-bottom:0;mso-position-horizontal:absolute;mso-position-horizontal-relative:text;mso-position-vertical:absolute;mso-position-vertical-relative:text;mso-height-percent:0;mso-height-relative:margin;v-text-anchor:top" o:gfxdata="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" filled="f" stroked="f">
                 <v:textbox>
                   <w:txbxContent>
                     <w:p>
@@ -1468,6 +1379,95 @@
           </mc:Fallback>
         </mc:AlternateContent>
       </w:r>
+    </w:p>
+    <w:p>
+      <w:pPr>
+        <w:rPr>
+          <w:lang w:val="en-US"/>
+        </w:rPr>
+      </w:pPr>
+    </w:p>
+    <w:p>
+      <w:pPr>
+        <w:rPr>
+          <w:lang w:val="en-US"/>
+        </w:rPr>
+      </w:pPr>
+    </w:p>
+    <w:p>
+      <w:pPr>
+        <w:rPr>
+          <w:lang w:val="en-US"/>
+        </w:rPr>
+      </w:pPr>
+    </w:p>
+    <w:p>
+      <w:pPr>
+        <w:rPr>
+          <w:lang w:val="en-US"/>
+        </w:rPr>
+      </w:pPr>
+    </w:p>
+    <w:p>
+      <w:pPr>
+        <w:rPr>
+          <w:lang w:val="en-US"/>
+        </w:rPr>
+      </w:pPr>
+    </w:p>
+    <w:p>
+      <w:pPr>
+        <w:rPr>
+          <w:lang w:val="en-US"/>
+        </w:rPr>
+      </w:pPr>
+    </w:p>
+    <w:p>
+      <w:pPr>
+        <w:rPr>
+          <w:lang w:val="en-US"/>
+        </w:rPr>
+      </w:pPr>
+    </w:p>
+    <w:p>
+      <w:pPr>
+        <w:rPr>
+          <w:lang w:val="en-US"/>
+        </w:rPr>
+      </w:pPr>
+    </w:p>
+    <w:p>
+      <w:pPr>
+        <w:rPr>
+          <w:lang w:val="en-US"/>
+        </w:rPr>
+      </w:pPr>
+    </w:p>
+    <w:p>
+      <w:pPr>
+        <w:rPr>
+          <w:lang w:val="en-US"/>
+        </w:rPr>
+      </w:pPr>
+    </w:p>
+    <w:p>
+      <w:pPr>
+        <w:rPr>
+          <w:lang w:val="en-US"/>
+        </w:rPr>
+      </w:pPr>
+    </w:p>
+    <w:p>
+      <w:pPr>
+        <w:spacing w:after="240"/>
+        <w:rPr>
+          <w:rStyle w:val="PageNumber"/>
+          <w:color w:val="033247"/>
+          <w:sz w:val="18"/>
+          <w:szCs w:val="22"/>
+          <w:lang w:val="en-US"/>
+        </w:rPr>
+      </w:pPr>
       <w:r>
         <w:rPr>
           <w:noProof/>
@@ -2198,11 +2198,12 @@
           <w:szCs w:val="20"/>
         </w:rPr>
         <w:br/>
-        <w:t>{% for category, skills in skills_categorized_doc %}</w:t>
+        <w:t>{%p for category, skills in skills_categorized_doc %}</w:t>
       </w:r>
     </w:p>
     <w:p>
       <w:pPr>
+        <w:spacing w:before="120" w:after="0" w:line="240" w:lineRule="auto"/>
         <w:rPr>
           <w:szCs w:val="20"/>
         </w:rPr>
@@ -2211,7 +2212,7 @@
         <w:rPr>
           <w:szCs w:val="20"/>
         </w:rPr>
-        <w:t>{{ r(category) }}</w:t>
+        <w:t>{{r category }}</w:t>
       </w:r>
       <w:r>
         <w:rPr>
@@ -2228,6 +2229,7 @@
     </w:p>
     <w:p>
       <w:pPr>
+        <w:spacing w:before="0" w:after="0" w:line="240" w:lineRule="auto"/>
         <w:pStyle w:val="ListParagraph"/>
         <w:numPr>
           <w:ilvl w:val="0"/>
@@ -2241,7 +2243,7 @@
         <w:rPr>
           <w:szCs w:val="20"/>
         </w:rPr>
-        <w:t>{{ r(skill) }}</w:t>
+        <w:t>{{r skill }}</w:t>
       </w:r>
     </w:p>
     <w:p>
@@ -2274,7 +2276,7 @@
         <w:rPr>
           <w:szCs w:val="20"/>
         </w:rPr>
-        <w:t>{% endfor %}</w:t>
+        <w:t>{%p endfor %}</w:t>
       </w:r>
     </w:p>
     <w:p>
@@ -3302,160 +3304,6 @@
         </w:tc>
       </w:tr>
     </w:tbl>
-    <w:p>
-      <w:pPr>
-        <w:pStyle w:val="Body"/>
-        <w:rPr>
-          <w:rStyle w:val="PageNumber"/>
-          <w:rFonts w:ascii="Arial" w:hAnsi="Arial" w:cs="Arial"/>
-          <w:b/>
-          <w:bCs/>
-          <w:color w:val="033247"/>
-          <w:u w:color="033247"/>
-          <w:lang w:val="en-CA"/>
-        </w:rPr>
-      </w:pPr>
-    </w:p>
-    <w:p>
-      <w:pPr>
-        <w:pStyle w:val="Body"/>
-        <w:rPr>
-          <w:rStyle w:val="PageNumber"/>
-          <w:rFonts w:ascii="Arial" w:hAnsi="Arial" w:cs="Arial"/>
-          <w:b/>
-          <w:bCs/>
-          <w:color w:val="033247"/>
-          <w:u w:color="033247"/>
-          <w:lang w:val="en-CA"/>
-        </w:rPr>
-      </w:pPr>
-    </w:p>
-    <w:p>
-      <w:pPr>
-        <w:pStyle w:val="Body"/>
-        <w:rPr>
-          <w:rStyle w:val="PageNumber"/>
-          <w:rFonts w:ascii="Arial" w:hAnsi="Arial" w:cs="Arial"/>
-          <w:b/>
-          <w:bCs/>
-          <w:color w:val="033247"/>
-          <w:u w:color="033247"/>
-          <w:lang w:val="en-CA"/>
-        </w:rPr>
-      </w:pPr>
-    </w:p>
-    <w:p>
-      <w:pPr>
-        <w:pStyle w:val="Body"/>
-        <w:rPr>
-          <w:rStyle w:val="PageNumber"/>
-          <w:rFonts w:ascii="Arial" w:hAnsi="Arial" w:cs="Arial"/>
-          <w:b/>
-          <w:bCs/>
-          <w:color w:val="033247"/>
-          <w:u w:color="033247"/>
-          <w:lang w:val="en-CA"/>
-        </w:rPr>
-      </w:pPr>
-    </w:p>
-    <w:p>
-      <w:pPr>
-        <w:pStyle w:val="Body"/>
-        <w:rPr>
-          <w:rStyle w:val="PageNumber"/>
-          <w:rFonts w:ascii="Arial" w:hAnsi="Arial" w:cs="Arial"/>
-          <w:b/>
-          <w:bCs/>
-          <w:color w:val="033247"/>
-          <w:u w:color="033247"/>
-          <w:lang w:val="en-CA"/>
-        </w:rPr>
-      </w:pPr>
-    </w:p>
-    <w:p>
-      <w:pPr>
-        <w:pStyle w:val="Body"/>
-        <w:rPr>
-          <w:rStyle w:val="PageNumber"/>
-          <w:rFonts w:ascii="Arial" w:hAnsi="Arial" w:cs="Arial"/>
-          <w:b/>
-          <w:bCs/>
-          <w:color w:val="033247"/>
-          <w:u w:color="033247"/>
-          <w:lang w:val="en-CA"/>
-        </w:rPr>
-      </w:pPr>
-    </w:p>
-    <w:p>
-      <w:pPr>
-        <w:pStyle w:val="Body"/>
-        <w:rPr>
-          <w:rStyle w:val="PageNumber"/>
-          <w:rFonts w:ascii="Arial" w:hAnsi="Arial" w:cs="Arial"/>
-          <w:b/>
-          <w:bCs/>
-          <w:color w:val="033247"/>
-          <w:u w:color="033247"/>
-          <w:lang w:val="en-CA"/>
-        </w:rPr>
-      </w:pPr>
-    </w:p>
-    <w:p>
-      <w:pPr>
-        <w:pStyle w:val="Body"/>
-        <w:rPr>
-          <w:rStyle w:val="PageNumber"/>
-          <w:rFonts w:ascii="Arial" w:hAnsi="Arial" w:cs="Arial"/>
-          <w:b/>
-          <w:bCs/>
-          <w:color w:val="033247"/>
-          <w:u w:color="033247"/>
-          <w:lang w:val="en-CA"/>
-        </w:rPr>
-      </w:pPr>
-    </w:p>
-    <w:p>
-      <w:pPr>
-        <w:pStyle w:val="Body"/>
-        <w:rPr>
-          <w:rStyle w:val="PageNumber"/>
-          <w:rFonts w:ascii="Arial" w:hAnsi="Arial" w:cs="Arial"/>
-          <w:b/>
-          <w:bCs/>
-          <w:color w:val="033247"/>
-          <w:u w:color="033247"/>
-          <w:lang w:val="en-CA"/>
-        </w:rPr>
-      </w:pPr>
-    </w:p>
-    <w:p>
-      <w:pPr>
-        <w:pStyle w:val="Body"/>
-        <w:rPr>
-          <w:rStyle w:val="PageNumber"/>
-          <w:rFonts w:ascii="Arial" w:hAnsi="Arial" w:cs="Arial"/>
-          <w:b/>
-          <w:bCs/>
-          <w:color w:val="033247"/>
-          <w:u w:color="033247"/>
-          <w:lang w:val="en-CA"/>
-        </w:rPr>
-      </w:pPr>
-    </w:p>
-    <w:p>
-      <w:pPr>
-        <w:pStyle w:val="Body"/>
-        <w:rPr>
-          <w:rStyle w:val="PageNumber"/>
-          <w:rFonts w:ascii="Arial" w:hAnsi="Arial" w:cs="Arial"/>
-          <w:b/>
-          <w:bCs/>
-          <w:color w:val="033247"/>
-          <w:u w:color="033247"/>
-          <w:lang w:val="en-CA"/>
-        </w:rPr>
-      </w:pPr>
-    </w:p>
     <w:sectPr>
       <w:headerReference w:type="default" r:id="rId11"/>
       <w:footerReference w:type="even" r:id="rId12"/>

--- a/Template_FR.docx
+++ b/Template_FR.docx
@@ -2218,23 +2218,17 @@
         <w:rPr>
           <w:szCs w:val="20"/>
         </w:rPr>
-        <w:br/>
-      </w:r>
-      <w:r>
-        <w:rPr>
-          <w:szCs w:val="20"/>
-        </w:rPr>
         <w:t>{% for skill in skills %}</w:t>
       </w:r>
     </w:p>
     <w:p>
       <w:pPr>
-        <w:spacing w:before="0" w:after="0" w:line="240" w:lineRule="auto"/>
         <w:pStyle w:val="ListParagraph"/>
         <w:numPr>
           <w:ilvl w:val="0"/>
           <w:numId w:val="33"/>
         </w:numPr>
+        <w:spacing w:before="0" w:after="0" w:line="240" w:lineRule="auto"/>
         <w:rPr>
           <w:szCs w:val="20"/>
         </w:rPr>
@@ -2932,15 +2926,6 @@
               </w:rPr>
               <w:t xml:space="preserve"> endif %}</w:t>
             </w:r>
-          </w:p>
-          <w:p>
-            <w:pPr>
-              <w:rPr>
-                <w:b w:val="0"/>
-                <w:szCs w:val="20"/>
-                <w:lang w:val="en-US"/>
-              </w:rPr>
-            </w:pPr>
           </w:p>
         </w:tc>
       </w:tr>

--- a/Template_FR.docx
+++ b/Template_FR.docx
@@ -3164,7 +3164,7 @@
                 <w:color w:val="000000" w:themeColor="text1"/>
                 <w:szCs w:val="20"/>
               </w:rPr>
-              <w:t>–</w:t>
+              <w:t>{% if item.country %}–{% endif %}</w:t>
             </w:r>
             <w:r>
               <w:rPr>
